--- a/KHBD_Robotics/Lớp_2/Tuần_25/KHBD_Robotics_Lớp_2_Tiet24_Bai_20_Cung_nhau_tham_quan_thanh_pho.docx
+++ b/KHBD_Robotics/Lớp_2/Tuần_25/KHBD_Robotics_Lớp_2_Tiet24_Bai_20_Cung_nhau_tham_quan_thanh_pho.docx
@@ -290,7 +290,7 @@
           <w:i w:val="0"/>
           <w:sz w:val="26"/>
         </w:rPr>
-        <w:t>+ Tìm hiểu phương tiện giao thông công cộng.</w:t>
+        <w:t>- Phân biệt được các loại xe buýt.</w:t>
       </w:r>
     </w:p>
     <w:p>
@@ -306,7 +306,7 @@
           <w:i w:val="0"/>
           <w:sz w:val="26"/>
         </w:rPr>
-        <w:t>+ Lắp mô hình xe buýt 2 tầng chở khách.</w:t>
+        <w:t>- Nhận biết được lợi ích của xe buýt.</w:t>
       </w:r>
     </w:p>
     <w:p>
@@ -825,7 +825,17 @@
               <w:spacing w:line="276" w:lineRule="auto" w:after="40"/>
               <w:jc w:val="left"/>
             </w:pPr>
-            <w:r/>
+            <w:r>
+              <w:rPr>
+                <w:rFonts w:ascii="Times New Roman" w:hAnsi="Times New Roman"/>
+                <w:sz w:val="26"/>
+              </w:rPr>
+              <w:t>* Câu hỏi: Phương tiện di chuyển đến trường của em là gì?</w:t>
+              <w:br/>
+              <w:t>+ GV đặt câu hỏi, HS quan sát tranh và trả lời câu hỏi.</w:t>
+              <w:br/>
+              <w:t>+ GV mời HS phát biểu và nhận xét câu trả lời của HS.</w:t>
+            </w:r>
             <w:r>
               <w:rPr>
                 <w:rFonts w:ascii="Times New Roman" w:hAnsi="Times New Roman" w:cs="Times New Roman" w:eastAsia="Times New Roman"/>
@@ -833,7 +843,6 @@
                 <w:i w:val="0"/>
                 <w:sz w:val="26"/>
               </w:rPr>
-              <w:t>- GV trình chiếu clip/hình ảnh thực tế sinh động liên quan đến chủ đề.</w:t>
             </w:r>
           </w:p>
           <w:p>
@@ -848,7 +857,6 @@
                 <w:i w:val="0"/>
                 <w:sz w:val="26"/>
               </w:rPr>
-              <w:t>- Đặt câu hỏi dẫn dắt: "Em có biết bạn robot này giúp ích gì cho con người không?"</w:t>
             </w:r>
           </w:p>
           <w:p>
@@ -863,7 +871,6 @@
                 <w:i w:val="0"/>
                 <w:sz w:val="26"/>
               </w:rPr>
-              <w:t>- HS chú ý quan sát, thảo luận cặp đôi và xung phong trả lời.</w:t>
             </w:r>
           </w:p>
           <w:p>
@@ -878,7 +885,416 @@
                 <w:i w:val="0"/>
                 <w:sz w:val="26"/>
               </w:rPr>
-              <w:t>- GV nhận xét, tuyên dương và dẫn dắt vào bài mới.</w:t>
+            </w:r>
+          </w:p>
+          <w:p>
+            <w:pPr>
+              <w:jc w:val="center"/>
+            </w:pPr>
+            <w:r>
+              <w:drawing>
+                <wp:anchor distT="0" distB="0" distL="114300" distR="114300" simplePos="0" relativeHeight="251789824" behindDoc="0" locked="0" layoutInCell="1" allowOverlap="1" wp14:anchorId="46E477B9" wp14:editId="695AE474">
+                  <wp:simplePos x="0" y="0"/>
+                  <wp:positionH relativeFrom="margin">
+                    <wp:posOffset>2216785</wp:posOffset>
+                  </wp:positionH>
+                  <wp:positionV relativeFrom="paragraph">
+                    <wp:posOffset>93980</wp:posOffset>
+                  </wp:positionV>
+                  <wp:extent cx="1297940" cy="819150"/>
+                  <wp:effectExtent l="0" t="0" r="0" b="0"/>
+                  <wp:wrapSquare wrapText="bothSides"/>
+                  <wp:docPr id="1" name="Picture 1"/>
+                  <wp:cNvGraphicFramePr>
+                    <a:graphicFrameLocks xmlns:a="http://schemas.openxmlformats.org/drawingml/2006/main" noChangeAspect="1"/>
+                  </wp:cNvGraphicFramePr>
+                  <a:graphic xmlns:a="http://schemas.openxmlformats.org/drawingml/2006/main">
+                    <a:graphicData uri="http://schemas.openxmlformats.org/drawingml/2006/picture">
+                      <pic:pic xmlns:pic="http://schemas.openxmlformats.org/drawingml/2006/picture">
+                        <pic:nvPicPr>
+                          <pic:cNvPr id="1" name="Picture1.png"/>
+                          <pic:cNvPicPr/>
+                        </pic:nvPicPr>
+                        <pic:blipFill>
+                          <a:blip r:embed="rId16" cstate="print">
+                            <a:extLst>
+                              <a:ext uri="{28A0092B-C50C-407E-A947-70E740481C1C}">
+                                <a14:useLocalDpi xmlns:a14="http://schemas.microsoft.com/office/drawing/2010/main" val="0"/>
+                              </a:ext>
+                            </a:extLst>
+                          </a:blip>
+                          <a:stretch>
+                            <a:fillRect/>
+                          </a:stretch>
+                        </pic:blipFill>
+                        <pic:spPr bwMode="auto">
+                          <a:xfrm>
+                            <a:off x="0" y="0"/>
+                            <a:ext cx="1297940" cy="819150"/>
+                          </a:xfrm>
+                          <a:prstGeom prst="rect">
+                            <a:avLst/>
+                          </a:prstGeom>
+                          <a:ln>
+                            <a:noFill/>
+                          </a:ln>
+                          <a:extLst>
+                            <a:ext uri="{53640926-AAD7-44D8-BBD7-CCE9431645EC}">
+                              <a14:shadowObscured xmlns:a14="http://schemas.microsoft.com/office/drawing/2010/main"/>
+                            </a:ext>
+                          </a:extLst>
+                        </pic:spPr>
+                      </pic:pic>
+                    </a:graphicData>
+                  </a:graphic>
+                  <wp14:sizeRelH relativeFrom="margin">
+                    <wp14:pctWidth>0</wp14:pctWidth>
+                  </wp14:sizeRelH>
+                  <wp14:sizeRelV relativeFrom="margin">
+                    <wp14:pctHeight>0</wp14:pctHeight>
+                  </wp14:sizeRelV>
+                </wp:anchor>
+              </w:drawing>
+            </w:r>
+          </w:p>
+          <w:p>
+            <w:pPr>
+              <w:jc w:val="center"/>
+            </w:pPr>
+            <w:r>
+              <w:drawing>
+                <wp:anchor distT="0" distB="0" distL="114300" distR="114300" simplePos="0" relativeHeight="251741696" behindDoc="0" locked="0" layoutInCell="1" allowOverlap="1" wp14:anchorId="77C155C2" wp14:editId="45E493E1">
+                  <wp:simplePos x="0" y="0"/>
+                  <wp:positionH relativeFrom="margin">
+                    <wp:posOffset>0</wp:posOffset>
+                  </wp:positionH>
+                  <wp:positionV relativeFrom="paragraph">
+                    <wp:posOffset>19685</wp:posOffset>
+                  </wp:positionV>
+                  <wp:extent cx="1647825" cy="902970"/>
+                  <wp:effectExtent l="0" t="0" r="9525" b="0"/>
+                  <wp:wrapSquare wrapText="bothSides"/>
+                  <wp:docPr id="2" name="Picture 2"/>
+                  <wp:cNvGraphicFramePr>
+                    <a:graphicFrameLocks xmlns:a="http://schemas.openxmlformats.org/drawingml/2006/main" noChangeAspect="1"/>
+                  </wp:cNvGraphicFramePr>
+                  <a:graphic xmlns:a="http://schemas.openxmlformats.org/drawingml/2006/main">
+                    <a:graphicData uri="http://schemas.openxmlformats.org/drawingml/2006/picture">
+                      <pic:pic xmlns:pic="http://schemas.openxmlformats.org/drawingml/2006/picture">
+                        <pic:nvPicPr>
+                          <pic:cNvPr id="2" name="Picture2.png"/>
+                          <pic:cNvPicPr/>
+                        </pic:nvPicPr>
+                        <pic:blipFill>
+                          <a:blip r:embed="rId17" cstate="print">
+                            <a:extLst>
+                              <a:ext uri="{28A0092B-C50C-407E-A947-70E740481C1C}">
+                                <a14:useLocalDpi xmlns:a14="http://schemas.microsoft.com/office/drawing/2010/main" val="0"/>
+                              </a:ext>
+                            </a:extLst>
+                          </a:blip>
+                          <a:stretch>
+                            <a:fillRect/>
+                          </a:stretch>
+                        </pic:blipFill>
+                        <pic:spPr bwMode="auto">
+                          <a:xfrm>
+                            <a:off x="0" y="0"/>
+                            <a:ext cx="1647825" cy="902970"/>
+                          </a:xfrm>
+                          <a:prstGeom prst="rect">
+                            <a:avLst/>
+                          </a:prstGeom>
+                          <a:ln>
+                            <a:noFill/>
+                          </a:ln>
+                          <a:extLst>
+                            <a:ext uri="{53640926-AAD7-44D8-BBD7-CCE9431645EC}">
+                              <a14:shadowObscured xmlns:a14="http://schemas.microsoft.com/office/drawing/2010/main"/>
+                            </a:ext>
+                          </a:extLst>
+                        </pic:spPr>
+                      </pic:pic>
+                    </a:graphicData>
+                  </a:graphic>
+                  <wp14:sizeRelH relativeFrom="margin">
+                    <wp14:pctWidth>0</wp14:pctWidth>
+                  </wp14:sizeRelH>
+                  <wp14:sizeRelV relativeFrom="margin">
+                    <wp14:pctHeight>0</wp14:pctHeight>
+                  </wp14:sizeRelV>
+                </wp:anchor>
+              </w:drawing>
+            </w:r>
+          </w:p>
+          <w:p>
+            <w:pPr>
+              <w:jc w:val="center"/>
+            </w:pPr>
+            <w:r>
+              <w:drawing>
+                <wp:anchor distT="0" distB="0" distL="114300" distR="114300" simplePos="0" relativeHeight="251781632" behindDoc="0" locked="0" layoutInCell="1" allowOverlap="1" wp14:anchorId="183FCE0D" wp14:editId="54D0754C">
+                  <wp:simplePos x="0" y="0"/>
+                  <wp:positionH relativeFrom="margin">
+                    <wp:align>right</wp:align>
+                  </wp:positionH>
+                  <wp:positionV relativeFrom="paragraph">
+                    <wp:posOffset>86360</wp:posOffset>
+                  </wp:positionV>
+                  <wp:extent cx="1858645" cy="914400"/>
+                  <wp:effectExtent l="0" t="0" r="8255" b="0"/>
+                  <wp:wrapSquare wrapText="bothSides"/>
+                  <wp:docPr id="4" name="Picture 4"/>
+                  <wp:cNvGraphicFramePr>
+                    <a:graphicFrameLocks xmlns:a="http://schemas.openxmlformats.org/drawingml/2006/main" noChangeAspect="1"/>
+                  </wp:cNvGraphicFramePr>
+                  <a:graphic xmlns:a="http://schemas.openxmlformats.org/drawingml/2006/main">
+                    <a:graphicData uri="http://schemas.openxmlformats.org/drawingml/2006/picture">
+                      <pic:pic xmlns:pic="http://schemas.openxmlformats.org/drawingml/2006/picture">
+                        <pic:nvPicPr>
+                          <pic:cNvPr id="4" name="Picture7.png"/>
+                          <pic:cNvPicPr/>
+                        </pic:nvPicPr>
+                        <pic:blipFill>
+                          <a:blip r:embed="rId18" cstate="print">
+                            <a:extLst>
+                              <a:ext uri="{28A0092B-C50C-407E-A947-70E740481C1C}">
+                                <a14:useLocalDpi xmlns:a14="http://schemas.microsoft.com/office/drawing/2010/main" val="0"/>
+                              </a:ext>
+                            </a:extLst>
+                          </a:blip>
+                          <a:stretch>
+                            <a:fillRect/>
+                          </a:stretch>
+                        </pic:blipFill>
+                        <pic:spPr bwMode="auto">
+                          <a:xfrm>
+                            <a:off x="0" y="0"/>
+                            <a:ext cx="1858645" cy="914400"/>
+                          </a:xfrm>
+                          <a:prstGeom prst="rect">
+                            <a:avLst/>
+                          </a:prstGeom>
+                          <a:ln>
+                            <a:noFill/>
+                          </a:ln>
+                          <a:extLst>
+                            <a:ext uri="{53640926-AAD7-44D8-BBD7-CCE9431645EC}">
+                              <a14:shadowObscured xmlns:a14="http://schemas.microsoft.com/office/drawing/2010/main"/>
+                            </a:ext>
+                          </a:extLst>
+                        </pic:spPr>
+                      </pic:pic>
+                    </a:graphicData>
+                  </a:graphic>
+                  <wp14:sizeRelH relativeFrom="margin">
+                    <wp14:pctWidth>0</wp14:pctWidth>
+                  </wp14:sizeRelH>
+                  <wp14:sizeRelV relativeFrom="margin">
+                    <wp14:pctHeight>0</wp14:pctHeight>
+                  </wp14:sizeRelV>
+                </wp:anchor>
+              </w:drawing>
+            </w:r>
+          </w:p>
+          <w:p>
+            <w:pPr>
+              <w:jc w:val="center"/>
+            </w:pPr>
+            <w:r>
+              <w:drawing>
+                <wp:anchor distT="0" distB="0" distL="114300" distR="114300" simplePos="0" relativeHeight="251791872" behindDoc="0" locked="0" layoutInCell="1" allowOverlap="1" wp14:anchorId="436C422F" wp14:editId="5827DDB6">
+                  <wp:simplePos x="0" y="0"/>
+                  <wp:positionH relativeFrom="margin">
+                    <wp:align>center</wp:align>
+                  </wp:positionH>
+                  <wp:positionV relativeFrom="paragraph">
+                    <wp:posOffset>121920</wp:posOffset>
+                  </wp:positionV>
+                  <wp:extent cx="1228725" cy="1101725"/>
+                  <wp:effectExtent l="0" t="0" r="0" b="3175"/>
+                  <wp:wrapSquare wrapText="bothSides"/>
+                  <wp:docPr id="14" name="Picture 14"/>
+                  <wp:cNvGraphicFramePr>
+                    <a:graphicFrameLocks xmlns:a="http://schemas.openxmlformats.org/drawingml/2006/main" noChangeAspect="1"/>
+                  </wp:cNvGraphicFramePr>
+                  <a:graphic xmlns:a="http://schemas.openxmlformats.org/drawingml/2006/main">
+                    <a:graphicData uri="http://schemas.openxmlformats.org/drawingml/2006/picture">
+                      <pic:pic xmlns:pic="http://schemas.openxmlformats.org/drawingml/2006/picture">
+                        <pic:nvPicPr>
+                          <pic:cNvPr id="14" name="Picture10.png"/>
+                          <pic:cNvPicPr/>
+                        </pic:nvPicPr>
+                        <pic:blipFill rotWithShape="1">
+                          <a:blip r:embed="rId19" cstate="print">
+                            <a:extLst>
+                              <a:ext uri="{28A0092B-C50C-407E-A947-70E740481C1C}">
+                                <a14:useLocalDpi xmlns:a14="http://schemas.microsoft.com/office/drawing/2010/main" val="0"/>
+                              </a:ext>
+                            </a:extLst>
+                          </a:blip>
+                          <a:srcRect l="7466" t="11018" r="9658" b="5974"/>
+                          <a:stretch/>
+                        </pic:blipFill>
+                        <pic:spPr bwMode="auto">
+                          <a:xfrm>
+                            <a:off x="0" y="0"/>
+                            <a:ext cx="1228725" cy="1101725"/>
+                          </a:xfrm>
+                          <a:prstGeom prst="rect">
+                            <a:avLst/>
+                          </a:prstGeom>
+                          <a:ln>
+                            <a:noFill/>
+                          </a:ln>
+                          <a:extLst>
+                            <a:ext uri="{53640926-AAD7-44D8-BBD7-CCE9431645EC}">
+                              <a14:shadowObscured xmlns:a14="http://schemas.microsoft.com/office/drawing/2010/main"/>
+                            </a:ext>
+                          </a:extLst>
+                        </pic:spPr>
+                      </pic:pic>
+                    </a:graphicData>
+                  </a:graphic>
+                  <wp14:sizeRelH relativeFrom="margin">
+                    <wp14:pctWidth>0</wp14:pctWidth>
+                  </wp14:sizeRelH>
+                  <wp14:sizeRelV relativeFrom="margin">
+                    <wp14:pctHeight>0</wp14:pctHeight>
+                  </wp14:sizeRelV>
+                </wp:anchor>
+              </w:drawing>
+            </w:r>
+          </w:p>
+          <w:p>
+            <w:pPr>
+              <w:jc w:val="center"/>
+            </w:pPr>
+            <w:r>
+              <w:drawing>
+                <wp:anchor distT="0" distB="0" distL="114300" distR="114300" simplePos="0" relativeHeight="251794944" behindDoc="0" locked="0" layoutInCell="1" allowOverlap="1" wp14:anchorId="0F3FAD2F" wp14:editId="7306FA80">
+                  <wp:simplePos x="0" y="0"/>
+                  <wp:positionH relativeFrom="margin">
+                    <wp:align>right</wp:align>
+                  </wp:positionH>
+                  <wp:positionV relativeFrom="paragraph">
+                    <wp:posOffset>309880</wp:posOffset>
+                  </wp:positionV>
+                  <wp:extent cx="1914525" cy="781050"/>
+                  <wp:effectExtent l="0" t="0" r="9525" b="0"/>
+                  <wp:wrapSquare wrapText="bothSides"/>
+                  <wp:docPr id="25" name="Picture 25"/>
+                  <wp:cNvGraphicFramePr>
+                    <a:graphicFrameLocks xmlns:a="http://schemas.openxmlformats.org/drawingml/2006/main" noChangeAspect="1"/>
+                  </wp:cNvGraphicFramePr>
+                  <a:graphic xmlns:a="http://schemas.openxmlformats.org/drawingml/2006/main">
+                    <a:graphicData uri="http://schemas.openxmlformats.org/drawingml/2006/picture">
+                      <pic:pic xmlns:pic="http://schemas.openxmlformats.org/drawingml/2006/picture">
+                        <pic:nvPicPr>
+                          <pic:cNvPr id="25" name="Picture15.png"/>
+                          <pic:cNvPicPr/>
+                        </pic:nvPicPr>
+                        <pic:blipFill rotWithShape="1">
+                          <a:blip r:embed="rId20" cstate="print">
+                            <a:extLst>
+                              <a:ext uri="{28A0092B-C50C-407E-A947-70E740481C1C}">
+                                <a14:useLocalDpi xmlns:a14="http://schemas.microsoft.com/office/drawing/2010/main" val="0"/>
+                              </a:ext>
+                            </a:extLst>
+                          </a:blip>
+                          <a:srcRect r="9180"/>
+                          <a:stretch/>
+                        </pic:blipFill>
+                        <pic:spPr bwMode="auto">
+                          <a:xfrm>
+                            <a:off x="0" y="0"/>
+                            <a:ext cx="1914525" cy="781050"/>
+                          </a:xfrm>
+                          <a:prstGeom prst="rect">
+                            <a:avLst/>
+                          </a:prstGeom>
+                          <a:ln>
+                            <a:noFill/>
+                          </a:ln>
+                          <a:extLst>
+                            <a:ext uri="{53640926-AAD7-44D8-BBD7-CCE9431645EC}">
+                              <a14:shadowObscured xmlns:a14="http://schemas.microsoft.com/office/drawing/2010/main"/>
+                            </a:ext>
+                          </a:extLst>
+                        </pic:spPr>
+                      </pic:pic>
+                    </a:graphicData>
+                  </a:graphic>
+                  <wp14:sizeRelH relativeFrom="margin">
+                    <wp14:pctWidth>0</wp14:pctWidth>
+                  </wp14:sizeRelH>
+                  <wp14:sizeRelV relativeFrom="margin">
+                    <wp14:pctHeight>0</wp14:pctHeight>
+                  </wp14:sizeRelV>
+                </wp:anchor>
+              </w:drawing>
+            </w:r>
+          </w:p>
+          <w:p>
+            <w:pPr>
+              <w:jc w:val="center"/>
+            </w:pPr>
+            <w:r>
+              <w:drawing>
+                <wp:anchor distT="0" distB="0" distL="114300" distR="114300" simplePos="0" relativeHeight="251792896" behindDoc="0" locked="0" layoutInCell="1" allowOverlap="1" wp14:anchorId="64FEFDF3" wp14:editId="1713DD85">
+                  <wp:simplePos x="0" y="0"/>
+                  <wp:positionH relativeFrom="margin">
+                    <wp:align>left</wp:align>
+                  </wp:positionH>
+                  <wp:positionV relativeFrom="paragraph">
+                    <wp:posOffset>309880</wp:posOffset>
+                  </wp:positionV>
+                  <wp:extent cx="1800225" cy="761365"/>
+                  <wp:effectExtent l="0" t="0" r="9525" b="635"/>
+                  <wp:wrapSquare wrapText="bothSides"/>
+                  <wp:docPr id="23" name="Picture 23"/>
+                  <wp:cNvGraphicFramePr>
+                    <a:graphicFrameLocks xmlns:a="http://schemas.openxmlformats.org/drawingml/2006/main" noChangeAspect="1"/>
+                  </wp:cNvGraphicFramePr>
+                  <a:graphic xmlns:a="http://schemas.openxmlformats.org/drawingml/2006/main">
+                    <a:graphicData uri="http://schemas.openxmlformats.org/drawingml/2006/picture">
+                      <pic:pic xmlns:pic="http://schemas.openxmlformats.org/drawingml/2006/picture">
+                        <pic:nvPicPr>
+                          <pic:cNvPr id="23" name="Picture17.png"/>
+                          <pic:cNvPicPr/>
+                        </pic:nvPicPr>
+                        <pic:blipFill>
+                          <a:blip r:embed="rId21" cstate="print">
+                            <a:extLst>
+                              <a:ext uri="{28A0092B-C50C-407E-A947-70E740481C1C}">
+                                <a14:useLocalDpi xmlns:a14="http://schemas.microsoft.com/office/drawing/2010/main" val="0"/>
+                              </a:ext>
+                            </a:extLst>
+                          </a:blip>
+                          <a:stretch>
+                            <a:fillRect/>
+                          </a:stretch>
+                        </pic:blipFill>
+                        <pic:spPr>
+                          <a:xfrm flipH="1">
+                            <a:off x="0" y="0"/>
+                            <a:ext cx="1800225" cy="761365"/>
+                          </a:xfrm>
+                          <a:prstGeom prst="rect">
+                            <a:avLst/>
+                          </a:prstGeom>
+                        </pic:spPr>
+                      </pic:pic>
+                    </a:graphicData>
+                  </a:graphic>
+                  <wp14:sizeRelH relativeFrom="margin">
+                    <wp14:pctWidth>0</wp14:pctWidth>
+                  </wp14:sizeRelH>
+                  <wp14:sizeRelV relativeFrom="margin">
+                    <wp14:pctHeight>0</wp14:pctHeight>
+                  </wp14:sizeRelV>
+                </wp:anchor>
+              </w:drawing>
             </w:r>
           </w:p>
         </w:tc>
@@ -897,7 +1313,13 @@
               <w:spacing w:line="276" w:lineRule="auto" w:after="40"/>
               <w:jc w:val="left"/>
             </w:pPr>
-            <w:r/>
+            <w:r>
+              <w:rPr>
+                <w:rFonts w:ascii="Times New Roman" w:hAnsi="Times New Roman"/>
+                <w:sz w:val="26"/>
+              </w:rPr>
+              <w:t>Câu trả lời của HS.</w:t>
+            </w:r>
             <w:r>
               <w:rPr>
                 <w:rFonts w:ascii="Times New Roman" w:hAnsi="Times New Roman" w:cs="Times New Roman" w:eastAsia="Times New Roman"/>
@@ -905,7 +1327,6 @@
                 <w:i w:val="0"/>
                 <w:sz w:val="26"/>
               </w:rPr>
-              <w:t>HS hào hứng, tập trung vào bài học.</w:t>
             </w:r>
           </w:p>
           <w:p>
@@ -920,7 +1341,6 @@
                 <w:i w:val="0"/>
                 <w:sz w:val="26"/>
               </w:rPr>
-              <w:t>Nhận diện được chủ đề bài học.</w:t>
             </w:r>
           </w:p>
         </w:tc>
@@ -1128,7 +1548,17 @@
               <w:spacing w:line="276" w:lineRule="auto" w:after="40"/>
               <w:jc w:val="left"/>
             </w:pPr>
-            <w:r/>
+            <w:r>
+              <w:rPr>
+                <w:rFonts w:ascii="Times New Roman" w:hAnsi="Times New Roman"/>
+                <w:sz w:val="26"/>
+              </w:rPr>
+              <w:t>+ GV yêu cầu HS kể tên các loại xe buýt phổ biến hiện nay.</w:t>
+              <w:br/>
+              <w:t>+ GV giới thiệu HS về lợi ích của xe buýt.</w:t>
+              <w:br/>
+              <w:t>+ GV mời HS phát biểu và nhận xét câu trả lời của HS.</w:t>
+            </w:r>
             <w:r>
               <w:rPr>
                 <w:rFonts w:ascii="Times New Roman" w:hAnsi="Times New Roman" w:cs="Times New Roman" w:eastAsia="Times New Roman"/>
@@ -1136,7 +1566,6 @@
                 <w:i w:val="0"/>
                 <w:sz w:val="26"/>
               </w:rPr>
-              <w:t>- GV phát phiếu hướng dẫn và giới thiệu từng loại linh kiện chính.</w:t>
             </w:r>
           </w:p>
           <w:p>
@@ -1151,7 +1580,6 @@
                 <w:i w:val="0"/>
                 <w:sz w:val="26"/>
               </w:rPr>
-              <w:t>- Hướng dẫn HS cách chọn đúng chốt nối và cách phân biệt các khớp xoay.</w:t>
             </w:r>
           </w:p>
           <w:p>
@@ -1166,7 +1594,6 @@
                 <w:i w:val="0"/>
                 <w:sz w:val="26"/>
               </w:rPr>
-              <w:t>- HS làm việc nhóm, chọn đúng các chi tiết cần thiết ra khay chứa.</w:t>
             </w:r>
           </w:p>
           <w:p>
@@ -1181,7 +1608,254 @@
                 <w:i w:val="0"/>
                 <w:sz w:val="26"/>
               </w:rPr>
-              <w:t>- GV đi từng bàn kiểm tra, hỗ trợ nhóm còn lúng túng.</w:t>
+            </w:r>
+          </w:p>
+          <w:p>
+            <w:pPr>
+              <w:jc w:val="center"/>
+            </w:pPr>
+            <w:r>
+              <w:drawing>
+                <wp:anchor distT="0" distB="0" distL="114300" distR="114300" simplePos="0" relativeHeight="251795968" behindDoc="0" locked="0" layoutInCell="1" allowOverlap="1" wp14:anchorId="6998B94B" wp14:editId="129700BE">
+                  <wp:simplePos x="0" y="0"/>
+                  <wp:positionH relativeFrom="margin">
+                    <wp:posOffset>-635</wp:posOffset>
+                  </wp:positionH>
+                  <wp:positionV relativeFrom="paragraph">
+                    <wp:posOffset>247650</wp:posOffset>
+                  </wp:positionV>
+                  <wp:extent cx="2200275" cy="1466850"/>
+                  <wp:effectExtent l="0" t="0" r="9525" b="0"/>
+                  <wp:wrapSquare wrapText="bothSides"/>
+                  <wp:docPr id="6" name="Picture 6"/>
+                  <wp:cNvGraphicFramePr>
+                    <a:graphicFrameLocks xmlns:a="http://schemas.openxmlformats.org/drawingml/2006/main" noChangeAspect="1"/>
+                  </wp:cNvGraphicFramePr>
+                  <a:graphic xmlns:a="http://schemas.openxmlformats.org/drawingml/2006/main">
+                    <a:graphicData uri="http://schemas.openxmlformats.org/drawingml/2006/picture">
+                      <pic:pic xmlns:pic="http://schemas.openxmlformats.org/drawingml/2006/picture">
+                        <pic:nvPicPr>
+                          <pic:cNvPr id="6" name="Picture37.png"/>
+                          <pic:cNvPicPr/>
+                        </pic:nvPicPr>
+                        <pic:blipFill>
+                          <a:blip r:embed="rId22" cstate="print">
+                            <a:extLst>
+                              <a:ext uri="{28A0092B-C50C-407E-A947-70E740481C1C}">
+                                <a14:useLocalDpi xmlns:a14="http://schemas.microsoft.com/office/drawing/2010/main" val="0"/>
+                              </a:ext>
+                            </a:extLst>
+                          </a:blip>
+                          <a:stretch>
+                            <a:fillRect/>
+                          </a:stretch>
+                        </pic:blipFill>
+                        <pic:spPr>
+                          <a:xfrm>
+                            <a:off x="0" y="0"/>
+                            <a:ext cx="2200275" cy="1466850"/>
+                          </a:xfrm>
+                          <a:prstGeom prst="rect">
+                            <a:avLst/>
+                          </a:prstGeom>
+                        </pic:spPr>
+                      </pic:pic>
+                    </a:graphicData>
+                  </a:graphic>
+                  <wp14:sizeRelH relativeFrom="margin">
+                    <wp14:pctWidth>0</wp14:pctWidth>
+                  </wp14:sizeRelH>
+                  <wp14:sizeRelV relativeFrom="margin">
+                    <wp14:pctHeight>0</wp14:pctHeight>
+                  </wp14:sizeRelV>
+                </wp:anchor>
+              </w:drawing>
+            </w:r>
+          </w:p>
+          <w:p>
+            <w:pPr>
+              <w:jc w:val="center"/>
+            </w:pPr>
+            <w:r>
+              <w:drawing>
+                <wp:anchor distT="0" distB="0" distL="114300" distR="114300" simplePos="0" relativeHeight="251796992" behindDoc="0" locked="0" layoutInCell="1" allowOverlap="1" wp14:anchorId="18542850" wp14:editId="7DB507B9">
+                  <wp:simplePos x="0" y="0"/>
+                  <wp:positionH relativeFrom="margin">
+                    <wp:align>right</wp:align>
+                  </wp:positionH>
+                  <wp:positionV relativeFrom="paragraph">
+                    <wp:posOffset>10160</wp:posOffset>
+                  </wp:positionV>
+                  <wp:extent cx="2200275" cy="1466850"/>
+                  <wp:effectExtent l="0" t="0" r="9525" b="0"/>
+                  <wp:wrapSquare wrapText="bothSides"/>
+                  <wp:docPr id="7" name="Picture 7"/>
+                  <wp:cNvGraphicFramePr>
+                    <a:graphicFrameLocks xmlns:a="http://schemas.openxmlformats.org/drawingml/2006/main" noChangeAspect="1"/>
+                  </wp:cNvGraphicFramePr>
+                  <a:graphic xmlns:a="http://schemas.openxmlformats.org/drawingml/2006/main">
+                    <a:graphicData uri="http://schemas.openxmlformats.org/drawingml/2006/picture">
+                      <pic:pic xmlns:pic="http://schemas.openxmlformats.org/drawingml/2006/picture">
+                        <pic:nvPicPr>
+                          <pic:cNvPr id="7" name="Picture38.png"/>
+                          <pic:cNvPicPr/>
+                        </pic:nvPicPr>
+                        <pic:blipFill>
+                          <a:blip r:embed="rId23" cstate="print">
+                            <a:extLst>
+                              <a:ext uri="{28A0092B-C50C-407E-A947-70E740481C1C}">
+                                <a14:useLocalDpi xmlns:a14="http://schemas.microsoft.com/office/drawing/2010/main" val="0"/>
+                              </a:ext>
+                            </a:extLst>
+                          </a:blip>
+                          <a:stretch>
+                            <a:fillRect/>
+                          </a:stretch>
+                        </pic:blipFill>
+                        <pic:spPr>
+                          <a:xfrm>
+                            <a:off x="0" y="0"/>
+                            <a:ext cx="2200275" cy="1466850"/>
+                          </a:xfrm>
+                          <a:prstGeom prst="rect">
+                            <a:avLst/>
+                          </a:prstGeom>
+                        </pic:spPr>
+                      </pic:pic>
+                    </a:graphicData>
+                  </a:graphic>
+                  <wp14:sizeRelH relativeFrom="margin">
+                    <wp14:pctWidth>0</wp14:pctWidth>
+                  </wp14:sizeRelH>
+                  <wp14:sizeRelV relativeFrom="margin">
+                    <wp14:pctHeight>0</wp14:pctHeight>
+                  </wp14:sizeRelV>
+                </wp:anchor>
+              </w:drawing>
+            </w:r>
+          </w:p>
+          <w:p>
+            <w:pPr>
+              <w:jc w:val="center"/>
+            </w:pPr>
+            <w:r>
+              <w:drawing>
+                <wp:anchor distT="0" distB="0" distL="114300" distR="114300" simplePos="0" relativeHeight="251800064" behindDoc="0" locked="0" layoutInCell="1" allowOverlap="1" wp14:anchorId="36D43D36" wp14:editId="32A054F7">
+                  <wp:simplePos x="0" y="0"/>
+                  <wp:positionH relativeFrom="margin">
+                    <wp:align>right</wp:align>
+                  </wp:positionH>
+                  <wp:positionV relativeFrom="paragraph">
+                    <wp:posOffset>92710</wp:posOffset>
+                  </wp:positionV>
+                  <wp:extent cx="2199005" cy="1476375"/>
+                  <wp:effectExtent l="0" t="0" r="0" b="9525"/>
+                  <wp:wrapSquare wrapText="bothSides"/>
+                  <wp:docPr id="9" name="Picture 9"/>
+                  <wp:cNvGraphicFramePr>
+                    <a:graphicFrameLocks xmlns:a="http://schemas.openxmlformats.org/drawingml/2006/main" noChangeAspect="1"/>
+                  </wp:cNvGraphicFramePr>
+                  <a:graphic xmlns:a="http://schemas.openxmlformats.org/drawingml/2006/main">
+                    <a:graphicData uri="http://schemas.openxmlformats.org/drawingml/2006/picture">
+                      <pic:pic xmlns:pic="http://schemas.openxmlformats.org/drawingml/2006/picture">
+                        <pic:nvPicPr>
+                          <pic:cNvPr id="8" name="Picture39.png"/>
+                          <pic:cNvPicPr/>
+                        </pic:nvPicPr>
+                        <pic:blipFill>
+                          <a:blip r:embed="rId24" cstate="print">
+                            <a:extLst>
+                              <a:ext uri="{28A0092B-C50C-407E-A947-70E740481C1C}">
+                                <a14:useLocalDpi xmlns:a14="http://schemas.microsoft.com/office/drawing/2010/main" val="0"/>
+                              </a:ext>
+                            </a:extLst>
+                          </a:blip>
+                          <a:stretch>
+                            <a:fillRect/>
+                          </a:stretch>
+                        </pic:blipFill>
+                        <pic:spPr>
+                          <a:xfrm>
+                            <a:off x="0" y="0"/>
+                            <a:ext cx="2199005" cy="1476375"/>
+                          </a:xfrm>
+                          <a:prstGeom prst="rect">
+                            <a:avLst/>
+                          </a:prstGeom>
+                        </pic:spPr>
+                      </pic:pic>
+                    </a:graphicData>
+                  </a:graphic>
+                  <wp14:sizeRelH relativeFrom="margin">
+                    <wp14:pctWidth>0</wp14:pctWidth>
+                  </wp14:sizeRelH>
+                  <wp14:sizeRelV relativeFrom="margin">
+                    <wp14:pctHeight>0</wp14:pctHeight>
+                  </wp14:sizeRelV>
+                </wp:anchor>
+              </w:drawing>
+            </w:r>
+          </w:p>
+          <w:p>
+            <w:pPr>
+              <w:jc w:val="center"/>
+            </w:pPr>
+            <w:r>
+              <w:drawing>
+                <wp:anchor distT="0" distB="0" distL="114300" distR="114300" simplePos="0" relativeHeight="251798016" behindDoc="0" locked="0" layoutInCell="1" allowOverlap="1" wp14:anchorId="5BCC38AD" wp14:editId="4BE8549B">
+                  <wp:simplePos x="0" y="0"/>
+                  <wp:positionH relativeFrom="margin">
+                    <wp:posOffset>0</wp:posOffset>
+                  </wp:positionH>
+                  <wp:positionV relativeFrom="paragraph">
+                    <wp:posOffset>102235</wp:posOffset>
+                  </wp:positionV>
+                  <wp:extent cx="2200275" cy="1466850"/>
+                  <wp:effectExtent l="0" t="0" r="9525" b="0"/>
+                  <wp:wrapSquare wrapText="bothSides"/>
+                  <wp:docPr id="8" name="Picture 8"/>
+                  <wp:cNvGraphicFramePr>
+                    <a:graphicFrameLocks xmlns:a="http://schemas.openxmlformats.org/drawingml/2006/main" noChangeAspect="1"/>
+                  </wp:cNvGraphicFramePr>
+                  <a:graphic xmlns:a="http://schemas.openxmlformats.org/drawingml/2006/main">
+                    <a:graphicData uri="http://schemas.openxmlformats.org/drawingml/2006/picture">
+                      <pic:pic xmlns:pic="http://schemas.openxmlformats.org/drawingml/2006/picture">
+                        <pic:nvPicPr>
+                          <pic:cNvPr id="8" name="Picture39.png"/>
+                          <pic:cNvPicPr/>
+                        </pic:nvPicPr>
+                        <pic:blipFill>
+                          <a:blip r:embed="rId25" cstate="print">
+                            <a:extLst>
+                              <a:ext uri="{28A0092B-C50C-407E-A947-70E740481C1C}">
+                                <a14:useLocalDpi xmlns:a14="http://schemas.microsoft.com/office/drawing/2010/main" val="0"/>
+                              </a:ext>
+                            </a:extLst>
+                          </a:blip>
+                          <a:stretch>
+                            <a:fillRect/>
+                          </a:stretch>
+                        </pic:blipFill>
+                        <pic:spPr>
+                          <a:xfrm>
+                            <a:off x="0" y="0"/>
+                            <a:ext cx="2200275" cy="1466850"/>
+                          </a:xfrm>
+                          <a:prstGeom prst="rect">
+                            <a:avLst/>
+                          </a:prstGeom>
+                        </pic:spPr>
+                      </pic:pic>
+                    </a:graphicData>
+                  </a:graphic>
+                  <wp14:sizeRelH relativeFrom="margin">
+                    <wp14:pctWidth>0</wp14:pctWidth>
+                  </wp14:sizeRelH>
+                  <wp14:sizeRelV relativeFrom="margin">
+                    <wp14:pctHeight>0</wp14:pctHeight>
+                  </wp14:sizeRelV>
+                </wp:anchor>
+              </w:drawing>
             </w:r>
           </w:p>
         </w:tc>
@@ -1200,7 +1874,19 @@
               <w:spacing w:line="276" w:lineRule="auto" w:after="40"/>
               <w:jc w:val="left"/>
             </w:pPr>
-            <w:r/>
+            <w:r>
+              <w:rPr>
+                <w:rFonts w:ascii="Times New Roman" w:hAnsi="Times New Roman"/>
+                <w:sz w:val="26"/>
+              </w:rPr>
+              <w:t>+ Phân biệt được các loại xe buýt.</w:t>
+              <w:br/>
+              <w:t>+ Nhận biết được lợi ích của xe buýt.</w:t>
+              <w:br/>
+              <w:t>+ Các loại xe buýt:</w:t>
+              <w:br/>
+              <w:t>+ Lợi ích của xe buýt:</w:t>
+            </w:r>
             <w:r>
               <w:rPr>
                 <w:rFonts w:ascii="Times New Roman" w:hAnsi="Times New Roman" w:cs="Times New Roman" w:eastAsia="Times New Roman"/>
@@ -1208,7 +1894,6 @@
                 <w:i w:val="0"/>
                 <w:sz w:val="26"/>
               </w:rPr>
-              <w:t>HS gọi đúng tên các linh kiện cơ bản.</w:t>
             </w:r>
           </w:p>
           <w:p>
@@ -1223,7 +1908,6 @@
                 <w:i w:val="0"/>
                 <w:sz w:val="26"/>
               </w:rPr>
-              <w:t>Chuẩn bị đầy đủ linh kiện lắp ráp.</w:t>
             </w:r>
           </w:p>
         </w:tc>
@@ -1431,7 +2115,15 @@
               <w:spacing w:line="276" w:lineRule="auto" w:after="40"/>
               <w:jc w:val="left"/>
             </w:pPr>
-            <w:r/>
+            <w:r>
+              <w:rPr>
+                <w:rFonts w:ascii="Times New Roman" w:hAnsi="Times New Roman"/>
+                <w:sz w:val="26"/>
+              </w:rPr>
+              <w:t>+ GV yêu cầu HS mở hộp thiết bị, lựa chọn các mảnh ghép và lắp ghép theo hướng dẫn.</w:t>
+              <w:br/>
+              <w:t>+ GV quan sát HS tiến hành lắp ráp theo hướng dẫn trong sách, giúp đỡ HS thao tác.</w:t>
+            </w:r>
             <w:r>
               <w:rPr>
                 <w:rFonts w:ascii="Times New Roman" w:hAnsi="Times New Roman" w:cs="Times New Roman" w:eastAsia="Times New Roman"/>
@@ -1439,7 +2131,6 @@
                 <w:i w:val="0"/>
                 <w:sz w:val="26"/>
               </w:rPr>
-              <w:t>- GV nêu yêu cầu thực hành và lưu ý an toàn khi lắp ráp.</w:t>
             </w:r>
           </w:p>
           <w:p>
@@ -1454,7 +2145,6 @@
                 <w:i w:val="0"/>
                 <w:sz w:val="26"/>
               </w:rPr>
-              <w:t>- HS phân công nhiệm vụ: bạn xem sơ đồ, bạn lắp khung, bạn thử pin.</w:t>
             </w:r>
           </w:p>
           <w:p>
@@ -1469,7 +2159,6 @@
                 <w:i w:val="0"/>
                 <w:sz w:val="26"/>
               </w:rPr>
-              <w:t>- Các nhóm hoàn thiện mô hình robot và bật công tắc chạy thử.</w:t>
             </w:r>
           </w:p>
           <w:p>
@@ -1484,7 +2173,74 @@
                 <w:i w:val="0"/>
                 <w:sz w:val="26"/>
               </w:rPr>
-              <w:t>- GV quan sát, khích lệ và chấm điểm thi đua giữa các nhóm.</w:t>
+            </w:r>
+          </w:p>
+          <w:p>
+            <w:pPr>
+              <w:jc w:val="center"/>
+            </w:pPr>
+            <w:r>
+              <w:drawing>
+                <wp:anchor distT="0" distB="0" distL="114300" distR="114300" simplePos="0" relativeHeight="251740672" behindDoc="0" locked="0" layoutInCell="1" allowOverlap="1" wp14:anchorId="53FA1EF2" wp14:editId="2BD25933">
+                  <wp:simplePos x="0" y="0"/>
+                  <wp:positionH relativeFrom="margin">
+                    <wp:align>center</wp:align>
+                  </wp:positionH>
+                  <wp:positionV relativeFrom="paragraph">
+                    <wp:posOffset>11430</wp:posOffset>
+                  </wp:positionV>
+                  <wp:extent cx="1800225" cy="1914525"/>
+                  <wp:effectExtent l="0" t="0" r="9525" b="0"/>
+                  <wp:wrapSquare wrapText="bothSides"/>
+                  <wp:docPr id="3" name="Picture 3"/>
+                  <wp:cNvGraphicFramePr>
+                    <a:graphicFrameLocks xmlns:a="http://schemas.openxmlformats.org/drawingml/2006/main" noChangeAspect="1"/>
+                  </wp:cNvGraphicFramePr>
+                  <a:graphic xmlns:a="http://schemas.openxmlformats.org/drawingml/2006/main">
+                    <a:graphicData uri="http://schemas.openxmlformats.org/drawingml/2006/picture">
+                      <pic:pic xmlns:pic="http://schemas.openxmlformats.org/drawingml/2006/picture">
+                        <pic:nvPicPr>
+                          <pic:cNvPr id="0" name="Picture 1" descr="C:\Users\ADMIN\AppData\Local\Temp\Articulate\Storyline\6b5sQnnFF6W.png"/>
+                          <pic:cNvPicPr>
+                            <a:picLocks noChangeAspect="1" noChangeArrowheads="1"/>
+                          </pic:cNvPicPr>
+                        </pic:nvPicPr>
+                        <pic:blipFill>
+                          <a:blip r:embed="rId26" cstate="print">
+                            <a:extLst>
+                              <a:ext uri="{28A0092B-C50C-407E-A947-70E740481C1C}">
+                                <a14:useLocalDpi xmlns:a14="http://schemas.microsoft.com/office/drawing/2010/main" val="0"/>
+                              </a:ext>
+                            </a:extLst>
+                          </a:blip>
+                          <a:stretch>
+                            <a:fillRect/>
+                          </a:stretch>
+                        </pic:blipFill>
+                        <pic:spPr bwMode="auto">
+                          <a:xfrm>
+                            <a:off x="0" y="0"/>
+                            <a:ext cx="1800225" cy="1914525"/>
+                          </a:xfrm>
+                          <a:prstGeom prst="rect">
+                            <a:avLst/>
+                          </a:prstGeom>
+                          <a:noFill/>
+                          <a:ln>
+                            <a:noFill/>
+                          </a:ln>
+                        </pic:spPr>
+                      </pic:pic>
+                    </a:graphicData>
+                  </a:graphic>
+                  <wp14:sizeRelH relativeFrom="margin">
+                    <wp14:pctWidth>0</wp14:pctWidth>
+                  </wp14:sizeRelH>
+                  <wp14:sizeRelV relativeFrom="margin">
+                    <wp14:pctHeight>0</wp14:pctHeight>
+                  </wp14:sizeRelV>
+                </wp:anchor>
+              </w:drawing>
             </w:r>
           </w:p>
         </w:tc>
@@ -1503,7 +2259,13 @@
               <w:spacing w:line="276" w:lineRule="auto" w:after="40"/>
               <w:jc w:val="left"/>
             </w:pPr>
-            <w:r/>
+            <w:r>
+              <w:rPr>
+                <w:rFonts w:ascii="Times New Roman" w:hAnsi="Times New Roman"/>
+                <w:sz w:val="26"/>
+              </w:rPr>
+              <w:t>Sản phẩm robot của HS.</w:t>
+            </w:r>
             <w:r>
               <w:rPr>
                 <w:rFonts w:ascii="Times New Roman" w:hAnsi="Times New Roman" w:cs="Times New Roman" w:eastAsia="Times New Roman"/>
@@ -1511,7 +2273,6 @@
                 <w:i w:val="0"/>
                 <w:sz w:val="26"/>
               </w:rPr>
-              <w:t>Mô hình robot hoàn thành chắc chắn.</w:t>
             </w:r>
           </w:p>
           <w:p>
@@ -1526,7 +2287,6 @@
                 <w:i w:val="0"/>
                 <w:sz w:val="26"/>
               </w:rPr>
-              <w:t>Robot hoạt động trơn tru, chính xác.</w:t>
             </w:r>
           </w:p>
         </w:tc>
@@ -1734,7 +2494,29 @@
               <w:spacing w:line="276" w:lineRule="auto" w:after="40"/>
               <w:jc w:val="left"/>
             </w:pPr>
-            <w:r/>
+            <w:r>
+              <w:rPr>
+                <w:rFonts w:ascii="Times New Roman" w:hAnsi="Times New Roman"/>
+                <w:sz w:val="26"/>
+              </w:rPr>
+              <w:t>+ GV hướng dẫn HS lắp ráp sáng tạo thêm các chi tiết khác cho robot.</w:t>
+              <w:br/>
+              <w:t>+ HS tiến hành lắp ráp, sáng tạo dựa trên gợi ý của GV và những mảnh ghép còn lại.</w:t>
+              <w:br/>
+              <w:t>5. Sáng tạo (Let’s move)</w:t>
+              <w:br/>
+              <w:t>- Mục tiêu:</w:t>
+              <w:br/>
+              <w:t>+ Vận hành được robot đã lắp, tham gia các trò chơi với robot.</w:t>
+              <w:br/>
+              <w:t>+ Tháo chốt, sắp xếp ngăn nắp các mảnh ghép vào trong hộp.</w:t>
+              <w:br/>
+              <w:t>- Nội dung: HS vận hành robot vừa lắp, chơi với robot và tháo chốt dọn dẹp đồ dùng khi kết thúc tiết học..</w:t>
+              <w:br/>
+              <w:t>+ GV tổ chức cho HS chơi với robot sau khi lắp xong.</w:t>
+              <w:br/>
+              <w:t>+ GV yêu cầu HS tháo robot, sắp xếp ngăn nắp các mảnh ghép vào trong hộp, dọn dẹp bàn ghế quanh vị trí ngồi.</w:t>
+            </w:r>
             <w:r>
               <w:rPr>
                 <w:rFonts w:ascii="Times New Roman" w:hAnsi="Times New Roman" w:cs="Times New Roman" w:eastAsia="Times New Roman"/>
@@ -1742,7 +2524,6 @@
                 <w:i w:val="0"/>
                 <w:sz w:val="26"/>
               </w:rPr>
-              <w:t>- GV đặt câu hỏi: "Em có thể gắn thêm chi tiết gì để bạn robot đẹp hơn?"</w:t>
             </w:r>
           </w:p>
           <w:p>
@@ -1757,7 +2538,6 @@
                 <w:i w:val="0"/>
                 <w:sz w:val="26"/>
               </w:rPr>
-              <w:t>- Đại diện 1-2 nhóm giơ robot lên giới thiệu và biểu diễn trước lớp.</w:t>
             </w:r>
           </w:p>
           <w:p>
@@ -1772,7 +2552,6 @@
                 <w:i w:val="0"/>
                 <w:sz w:val="26"/>
               </w:rPr>
-              <w:t>- GV tổng kết tiết học, dặn dò HS cẩn thận tháo dỡ hoặc bảo quản mô hình.</w:t>
             </w:r>
           </w:p>
           <w:p>
@@ -1787,7 +2566,6 @@
                 <w:i w:val="0"/>
                 <w:sz w:val="26"/>
               </w:rPr>
-              <w:t>- HS thu gom linh kiện vào đúng ngăn trong hộp Kit, xếp ghế ngay ngắn.</w:t>
             </w:r>
           </w:p>
         </w:tc>
@@ -1806,7 +2584,17 @@
               <w:spacing w:line="276" w:lineRule="auto" w:after="40"/>
               <w:jc w:val="left"/>
             </w:pPr>
-            <w:r/>
+            <w:r>
+              <w:rPr>
+                <w:rFonts w:ascii="Times New Roman" w:hAnsi="Times New Roman"/>
+                <w:sz w:val="26"/>
+              </w:rPr>
+              <w:t>Sản phẩm robot sáng tạo của HS.</w:t>
+              <w:br/>
+              <w:t>+ Vận hành được robot đã lắp, tham gia các trò chơi với robot.</w:t>
+              <w:br/>
+              <w:t>+ Tháo chốt, sắp xếp ngăn nắp các mảnh ghép vào trong hộp.</w:t>
+            </w:r>
             <w:r>
               <w:rPr>
                 <w:rFonts w:ascii="Times New Roman" w:hAnsi="Times New Roman" w:cs="Times New Roman" w:eastAsia="Times New Roman"/>
@@ -1814,7 +2602,6 @@
                 <w:i w:val="0"/>
                 <w:sz w:val="26"/>
               </w:rPr>
-              <w:t>HS tự tin chia sẻ ý tưởng trước lớp.</w:t>
             </w:r>
           </w:p>
           <w:p>
@@ -1829,7 +2616,6 @@
                 <w:i w:val="0"/>
                 <w:sz w:val="26"/>
               </w:rPr>
-              <w:t>Hộp đồ dùng ngăn nắp, phòng học sạch sẽ.</w:t>
             </w:r>
           </w:p>
         </w:tc>
